--- a/Doc1.docx
+++ b/Doc1.docx
@@ -4,11 +4,130 @@
   <w:body>
     <w:p>
       <w:r>
+        <w:t>Q) How to debug Jenkins job and what will do if Jenkins go down</w:t>
+      </w:r>
+      <w:r>
+        <w:t>?</w:t>
+      </w:r>
+    </w:p>
+    <w:p>
+      <w:r>
+        <w:rPr>
+          <w:noProof/>
+        </w:rPr>
         <w:drawing>
-          <wp:inline distT="0" distB="0" distL="0" distR="0" wp14:anchorId="28997B33" wp14:editId="3035124A">
+          <wp:inline distT="0" distB="0" distL="0" distR="0" wp14:anchorId="12806E75" wp14:editId="27BFF466">
+            <wp:extent cx="5943600" cy="4613910"/>
+            <wp:effectExtent l="0" t="0" r="0" b="0"/>
+            <wp:docPr id="570433017" name="Picture 1"/>
+            <wp:cNvGraphicFramePr>
+              <a:graphicFrameLocks xmlns:a="http://schemas.openxmlformats.org/drawingml/2006/main" noChangeAspect="1"/>
+            </wp:cNvGraphicFramePr>
+            <a:graphic xmlns:a="http://schemas.openxmlformats.org/drawingml/2006/main">
+              <a:graphicData uri="http://schemas.openxmlformats.org/drawingml/2006/picture">
+                <pic:pic xmlns:pic="http://schemas.openxmlformats.org/drawingml/2006/picture">
+                  <pic:nvPicPr>
+                    <pic:cNvPr id="570433017" name=""/>
+                    <pic:cNvPicPr/>
+                  </pic:nvPicPr>
+                  <pic:blipFill>
+                    <a:blip r:embed="rId4"/>
+                    <a:stretch>
+                      <a:fillRect/>
+                    </a:stretch>
+                  </pic:blipFill>
+                  <pic:spPr>
+                    <a:xfrm>
+                      <a:off x="0" y="0"/>
+                      <a:ext cx="5943600" cy="4613910"/>
+                    </a:xfrm>
+                    <a:prstGeom prst="rect">
+                      <a:avLst/>
+                    </a:prstGeom>
+                  </pic:spPr>
+                </pic:pic>
+              </a:graphicData>
+            </a:graphic>
+          </wp:inline>
+        </w:drawing>
+      </w:r>
+    </w:p>
+    <w:p/>
+    <w:p/>
+    <w:p/>
+    <w:p/>
+    <w:p/>
+    <w:p>
+      <w:pPr>
+        <w:rPr>
+          <w:noProof/>
+        </w:rPr>
+      </w:pPr>
+    </w:p>
+    <w:p>
+      <w:pPr>
+        <w:rPr>
+          <w:noProof/>
+        </w:rPr>
+      </w:pPr>
+    </w:p>
+    <w:p>
+      <w:pPr>
+        <w:rPr>
+          <w:noProof/>
+        </w:rPr>
+      </w:pPr>
+    </w:p>
+    <w:p>
+      <w:pPr>
+        <w:rPr>
+          <w:noProof/>
+        </w:rPr>
+      </w:pPr>
+    </w:p>
+    <w:p>
+      <w:pPr>
+        <w:rPr>
+          <w:noProof/>
+        </w:rPr>
+      </w:pPr>
+    </w:p>
+    <w:p>
+      <w:pPr>
+        <w:rPr>
+          <w:noProof/>
+        </w:rPr>
+      </w:pPr>
+      <w:r>
+        <w:rPr>
+          <w:noProof/>
+        </w:rPr>
+        <w:lastRenderedPageBreak/>
+        <w:t xml:space="preserve">Q) </w:t>
+      </w:r>
+      <w:r>
+        <w:rPr>
+          <w:noProof/>
+        </w:rPr>
+        <w:t>Why Master and Slave came t</w:t>
+      </w:r>
+      <w:r>
+        <w:rPr>
+          <w:noProof/>
+        </w:rPr>
+        <w:t>o picture in Jenkins?</w:t>
+      </w:r>
+    </w:p>
+    <w:p>
+      <w:r>
+        <w:rPr>
+          <w:noProof/>
+        </w:rPr>
+        <w:drawing>
+          <wp:inline distT="0" distB="0" distL="0" distR="0" wp14:anchorId="59E20526" wp14:editId="100D29E8">
             <wp:extent cx="5943600" cy="3208020"/>
             <wp:effectExtent l="0" t="0" r="0" b="0"/>
-            <wp:docPr id="1462102436" name="Picture 1" descr="A screenshot of a computer screen&#10;&#10;AI-generated content may be incorrect."/>
+            <wp:docPr id="92336845" name="Picture 1" descr="A screenshot of a computer screen&#10;&#10;AI-generated content may be incorrect."/>
             <wp:cNvGraphicFramePr>
               <a:graphicFrameLocks xmlns:a="http://schemas.openxmlformats.org/drawingml/2006/main" noChangeAspect="1"/>
             </wp:cNvGraphicFramePr>
@@ -20,7 +139,7 @@
                     <pic:cNvPicPr/>
                   </pic:nvPicPr>
                   <pic:blipFill>
-                    <a:blip r:embed="rId4"/>
+                    <a:blip r:embed="rId5"/>
                     <a:stretch>
                       <a:fillRect/>
                     </a:stretch>
@@ -41,45 +160,17 @@
         </w:drawing>
       </w:r>
     </w:p>
-    <w:p>
-      <w:r>
-        <w:drawing>
-          <wp:inline distT="0" distB="0" distL="0" distR="0" wp14:anchorId="12806E75" wp14:editId="27BFF466">
-            <wp:extent cx="5943600" cy="4613910"/>
-            <wp:effectExtent l="0" t="0" r="0" b="0"/>
-            <wp:docPr id="570433017" name="Picture 1"/>
-            <wp:cNvGraphicFramePr>
-              <a:graphicFrameLocks xmlns:a="http://schemas.openxmlformats.org/drawingml/2006/main" noChangeAspect="1"/>
-            </wp:cNvGraphicFramePr>
-            <a:graphic xmlns:a="http://schemas.openxmlformats.org/drawingml/2006/main">
-              <a:graphicData uri="http://schemas.openxmlformats.org/drawingml/2006/picture">
-                <pic:pic xmlns:pic="http://schemas.openxmlformats.org/drawingml/2006/picture">
-                  <pic:nvPicPr>
-                    <pic:cNvPr id="570433017" name=""/>
-                    <pic:cNvPicPr/>
-                  </pic:nvPicPr>
-                  <pic:blipFill>
-                    <a:blip r:embed="rId5"/>
-                    <a:stretch>
-                      <a:fillRect/>
-                    </a:stretch>
-                  </pic:blipFill>
-                  <pic:spPr>
-                    <a:xfrm>
-                      <a:off x="0" y="0"/>
-                      <a:ext cx="5943600" cy="4613910"/>
-                    </a:xfrm>
-                    <a:prstGeom prst="rect">
-                      <a:avLst/>
-                    </a:prstGeom>
-                  </pic:spPr>
-                </pic:pic>
-              </a:graphicData>
-            </a:graphic>
-          </wp:inline>
-        </w:drawing>
-      </w:r>
-    </w:p>
+    <w:p/>
+    <w:p/>
+    <w:p/>
+    <w:p/>
+    <w:p/>
+    <w:p/>
+    <w:p/>
+    <w:p/>
+    <w:p/>
+    <w:p/>
+    <w:p/>
     <w:p/>
     <w:p/>
     <w:sectPr>
